--- a/HaemophilusWeb/ReportTemplates/Fax - Kein Wachstum v1.docx
+++ b/HaemophilusWeb/ReportTemplates/Fax - Kein Wachstum v1.docx
@@ -682,6 +682,20 @@
         <w:spacing w:before="21"/>
       </w:pPr>
     </w:p>
+    <w:p>
+      <w:pPr>
+        <w:widowControl w:val="0"/>
+        <w:tabs>
+          <w:tab w:val="left" w:pos="90"/>
+          <w:tab w:val="left" w:pos="2775"/>
+          <w:tab w:val="left" w:pos="5550"/>
+        </w:tabs>
+        <w:autoSpaceDE w:val="0"/>
+        <w:autoSpaceDN w:val="0"/>
+        <w:adjustRightInd w:val="0"/>
+        <w:spacing w:before="21"/>
+      </w:pPr>
+    </w:p>
     <w:p/>
     <w:p/>
     <w:p>
@@ -694,7 +708,6 @@
         <w:rPr>
           <w:rFonts w:ascii="Arial" w:hAnsi="Arial" w:cs="Arial"/>
         </w:rPr>
-        <w:lastRenderedPageBreak/>
         <w:fldChar w:fldCharType="end"/>
       </w:r>
       <w:r>
@@ -2057,7 +2070,7 @@
       <w:rPr>
         <w:noProof/>
       </w:rPr>
-      <w:pict w14:anchorId="75CA17D9">
+      <w:pict w14:anchorId="7F5E192F">
         <v:shapetype id="_x0000_t75" coordsize="21600,21600" o:spt="75" o:preferrelative="t" path="m@4@5l@4@11@9@11@9@5xe" filled="f" stroked="f">
           <v:stroke joinstyle="miter"/>
           <v:formulas>
@@ -2077,7 +2090,7 @@
           <v:path o:extrusionok="f" gradientshapeok="t" o:connecttype="rect"/>
           <o:lock v:ext="edit" aspectratio="t"/>
         </v:shapetype>
-        <v:shape id="Grafik 1907505477" o:spid="_x0000_s1137" type="#_x0000_t75" alt="ML-13135-01_DAkkS-Symbol_grau1-1" style="position:absolute;margin-left:401.25pt;margin-top:-13.1pt;width:111pt;height:63pt;z-index:3;visibility:visible;mso-wrap-style:square;mso-width-percent:0;mso-height-percent:0;mso-wrap-distance-left:9pt;mso-wrap-distance-top:0;mso-wrap-distance-right:9pt;mso-wrap-distance-bottom:0;mso-position-horizontal:absolute;mso-position-horizontal-relative:text;mso-position-vertical:absolute;mso-position-vertical-relative:text;mso-width-percent:0;mso-height-percent:0;mso-width-relative:page;mso-height-relative:page">
+        <v:shape id="Grafik 147526390" o:spid="_x0000_s1160" type="#_x0000_t75" alt="ML-13135-01_DAkkS-Symbol_grau1-1" style="position:absolute;margin-left:401.25pt;margin-top:-13.1pt;width:111pt;height:63pt;z-index:5;visibility:visible;mso-wrap-style:square;mso-width-percent:0;mso-height-percent:0;mso-wrap-distance-left:9pt;mso-wrap-distance-top:0;mso-wrap-distance-right:9pt;mso-wrap-distance-bottom:0;mso-position-horizontal:absolute;mso-position-horizontal-relative:text;mso-position-vertical:absolute;mso-position-vertical-relative:text;mso-width-percent:0;mso-height-percent:0;mso-width-relative:page;mso-height-relative:page">
           <v:imagedata r:id="rId1" o:title="ML-13135-01_DAkkS-Symbol_grau1-1"/>
         </v:shape>
       </w:pict>
@@ -2095,7 +2108,21 @@
         <w:szCs w:val="17"/>
       </w:rPr>
       <w:tab/>
-      <w:t>Befund zu</w:t>
+      <w:t xml:space="preserve">Befund </w:t>
+    </w:r>
+    <w:r>
+      <w:rPr>
+        <w:sz w:val="17"/>
+        <w:szCs w:val="17"/>
+      </w:rPr>
+      <w:t xml:space="preserve">vom {Date} </w:t>
+    </w:r>
+    <w:r>
+      <w:rPr>
+        <w:sz w:val="17"/>
+        <w:szCs w:val="17"/>
+      </w:rPr>
+      <w:t>zu</w:t>
     </w:r>
     <w:r>
       <w:rPr>
@@ -2293,7 +2320,7 @@
       <w:rPr>
         <w:noProof/>
       </w:rPr>
-      <w:pict w14:anchorId="0F4C376E">
+      <w:pict w14:anchorId="1CCCBD60">
         <v:shapetype id="_x0000_t75" coordsize="21600,21600" o:spt="75" o:preferrelative="t" path="m@4@5l@4@11@9@11@9@5xe" filled="f" stroked="f">
           <v:stroke joinstyle="miter"/>
           <v:formulas>
@@ -2313,7 +2340,7 @@
           <v:path o:extrusionok="f" gradientshapeok="t" o:connecttype="rect"/>
           <o:lock v:ext="edit" aspectratio="t"/>
         </v:shapetype>
-        <v:shape id="Grafik 1343338337" o:spid="_x0000_s1136" type="#_x0000_t75" alt="ML-13135-01_DAkkS-Symbol_grau1-1" style="position:absolute;margin-left:401.25pt;margin-top:-13.1pt;width:111pt;height:63pt;z-index:4;visibility:visible;mso-wrap-style:square;mso-width-percent:0;mso-height-percent:0;mso-wrap-distance-left:9pt;mso-wrap-distance-top:0;mso-wrap-distance-right:9pt;mso-wrap-distance-bottom:0;mso-position-horizontal:absolute;mso-position-horizontal-relative:text;mso-position-vertical:absolute;mso-position-vertical-relative:text;mso-width-percent:0;mso-height-percent:0;mso-width-relative:page;mso-height-relative:page">
+        <v:shape id="Grafik 1560443584" o:spid="_x0000_s1159" type="#_x0000_t75" alt="ML-13135-01_DAkkS-Symbol_grau1-1" style="position:absolute;margin-left:401.25pt;margin-top:-13.1pt;width:111pt;height:63pt;z-index:11;visibility:visible;mso-wrap-style:square;mso-width-percent:0;mso-height-percent:0;mso-wrap-distance-left:9pt;mso-wrap-distance-top:0;mso-wrap-distance-right:9pt;mso-wrap-distance-bottom:0;mso-position-horizontal:absolute;mso-position-horizontal-relative:text;mso-position-vertical:absolute;mso-position-vertical-relative:text;mso-width-percent:0;mso-height-percent:0;mso-width-relative:page;mso-height-relative:page">
           <v:imagedata r:id="rId1" o:title="ML-13135-01_DAkkS-Symbol_grau1-1"/>
         </v:shape>
       </w:pict>
@@ -2331,7 +2358,21 @@
         <w:szCs w:val="17"/>
       </w:rPr>
       <w:tab/>
-      <w:t>Befund zu</w:t>
+      <w:t xml:space="preserve">Befund </w:t>
+    </w:r>
+    <w:r>
+      <w:rPr>
+        <w:sz w:val="17"/>
+        <w:szCs w:val="17"/>
+      </w:rPr>
+      <w:t xml:space="preserve">vom {Date} </w:t>
+    </w:r>
+    <w:r>
+      <w:rPr>
+        <w:sz w:val="17"/>
+        <w:szCs w:val="17"/>
+      </w:rPr>
+      <w:t>zu</w:t>
     </w:r>
     <w:r>
       <w:rPr>
@@ -2529,7 +2570,7 @@
       <w:rPr>
         <w:noProof/>
       </w:rPr>
-      <w:pict w14:anchorId="3A1A2D3A">
+      <w:pict w14:anchorId="0CB8963E">
         <v:shapetype id="_x0000_t75" coordsize="21600,21600" o:spt="75" o:preferrelative="t" path="m@4@5l@4@11@9@11@9@5xe" filled="f" stroked="f">
           <v:stroke joinstyle="miter"/>
           <v:formulas>
@@ -2549,7 +2590,7 @@
           <v:path o:extrusionok="f" gradientshapeok="t" o:connecttype="rect"/>
           <o:lock v:ext="edit" aspectratio="t"/>
         </v:shapetype>
-        <v:shape id="Grafik 3" o:spid="_x0000_s1135" type="#_x0000_t75" alt="ML-13135-01_DAkkS-Symbol_grau1-1" style="position:absolute;margin-left:401.25pt;margin-top:-13.1pt;width:111pt;height:63pt;z-index:2;visibility:visible;mso-wrap-style:square;mso-width-percent:0;mso-height-percent:0;mso-wrap-distance-left:9pt;mso-wrap-distance-top:0;mso-wrap-distance-right:9pt;mso-wrap-distance-bottom:0;mso-position-horizontal:absolute;mso-position-horizontal-relative:text;mso-position-vertical:absolute;mso-position-vertical-relative:text;mso-width-percent:0;mso-height-percent:0;mso-width-relative:page;mso-height-relative:page">
+        <v:shape id="Grafik 1857754366" o:spid="_x0000_s1158" type="#_x0000_t75" alt="ML-13135-01_DAkkS-Symbol_grau1-1" style="position:absolute;margin-left:401.25pt;margin-top:-13.1pt;width:111pt;height:63pt;z-index:4;visibility:visible;mso-wrap-style:square;mso-width-percent:0;mso-height-percent:0;mso-wrap-distance-left:9pt;mso-wrap-distance-top:0;mso-wrap-distance-right:9pt;mso-wrap-distance-bottom:0;mso-position-horizontal:absolute;mso-position-horizontal-relative:text;mso-position-vertical:absolute;mso-position-vertical-relative:text;mso-width-percent:0;mso-height-percent:0;mso-width-relative:page;mso-height-relative:page">
           <v:imagedata r:id="rId1" o:title="ML-13135-01_DAkkS-Symbol_grau1-1"/>
         </v:shape>
       </w:pict>
@@ -2567,7 +2608,21 @@
         <w:szCs w:val="17"/>
       </w:rPr>
       <w:tab/>
-      <w:t>Befund zu</w:t>
+      <w:t xml:space="preserve">Befund </w:t>
+    </w:r>
+    <w:r>
+      <w:rPr>
+        <w:sz w:val="17"/>
+        <w:szCs w:val="17"/>
+      </w:rPr>
+      <w:t xml:space="preserve">vom {Date} </w:t>
+    </w:r>
+    <w:r>
+      <w:rPr>
+        <w:sz w:val="17"/>
+        <w:szCs w:val="17"/>
+      </w:rPr>
+      <w:t>zu</w:t>
     </w:r>
     <w:r>
       <w:rPr>
@@ -2793,7 +2848,7 @@
       <w:rPr>
         <w:noProof/>
       </w:rPr>
-      <w:pict w14:anchorId="7BFF6C8D">
+      <w:pict w14:anchorId="05D4690E">
         <v:shapetype id="_x0000_t75" coordsize="21600,21600" o:spt="75" o:preferrelative="t" path="m@4@5l@4@11@9@11@9@5xe" filled="f" stroked="f">
           <v:stroke joinstyle="miter"/>
           <v:formulas>
@@ -2813,7 +2868,7 @@
           <v:path o:extrusionok="f" gradientshapeok="t" o:connecttype="rect"/>
           <o:lock v:ext="edit" aspectratio="t"/>
         </v:shapetype>
-        <v:shape id="Grafik 1557674787" o:spid="_x0000_s1153" type="#_x0000_t75" alt="nrzmhi_logo_500" style="position:absolute;margin-left:385.15pt;margin-top:2.25pt;width:63.4pt;height:63.4pt;z-index:-4;visibility:visible;mso-wrap-style:square;mso-width-percent:0;mso-height-percent:0;mso-wrap-distance-left:9pt;mso-wrap-distance-top:0;mso-wrap-distance-right:9pt;mso-wrap-distance-bottom:0;mso-position-horizontal:absolute;mso-position-horizontal-relative:text;mso-position-vertical:absolute;mso-position-vertical-relative:text;mso-width-percent:0;mso-height-percent:0;mso-width-relative:page;mso-height-relative:page">
+        <v:shape id="Grafik 454146424" o:spid="_x0000_s1164" type="#_x0000_t75" alt="nrzmhi_logo_500" style="position:absolute;margin-left:385.15pt;margin-top:2.25pt;width:63.4pt;height:63.4pt;z-index:-4;visibility:visible;mso-wrap-style:square;mso-width-percent:0;mso-height-percent:0;mso-wrap-distance-left:9pt;mso-wrap-distance-top:0;mso-wrap-distance-right:9pt;mso-wrap-distance-bottom:0;mso-position-horizontal:absolute;mso-position-horizontal-relative:text;mso-position-vertical:absolute;mso-position-vertical-relative:text;mso-width-percent:0;mso-height-percent:0;mso-width-relative:page;mso-height-relative:page">
           <v:imagedata r:id="rId1" o:title="nrzmhi_logo_500"/>
         </v:shape>
       </w:pict>
@@ -2822,8 +2877,8 @@
       <w:rPr>
         <w:noProof/>
       </w:rPr>
-      <w:pict w14:anchorId="0D870AC3">
-        <v:shape id="Grafik 336015081" o:spid="_x0000_s1152" type="#_x0000_t75" alt="RKI_Logo-NRZKL-Deu_RGB-1.JPG" style="position:absolute;margin-left:449.25pt;margin-top:6.75pt;width:55pt;height:55pt;z-index:6;visibility:visible;mso-wrap-style:square;mso-width-percent:0;mso-height-percent:0;mso-wrap-distance-left:9pt;mso-wrap-distance-top:0;mso-wrap-distance-right:9pt;mso-wrap-distance-bottom:0;mso-position-horizontal:absolute;mso-position-horizontal-relative:text;mso-position-vertical:absolute;mso-position-vertical-relative:text;mso-width-percent:0;mso-height-percent:0;mso-width-relative:page;mso-height-relative:page" stroked="t" strokecolor="white">
+      <w:pict w14:anchorId="180B19A0">
+        <v:shape id="Grafik 1447960345" o:spid="_x0000_s1163" type="#_x0000_t75" alt="RKI_Logo-NRZKL-Deu_RGB-1.JPG" style="position:absolute;margin-left:449.25pt;margin-top:6.75pt;width:55pt;height:55pt;z-index:6;visibility:visible;mso-wrap-style:square;mso-width-percent:0;mso-height-percent:0;mso-wrap-distance-left:9pt;mso-wrap-distance-top:0;mso-wrap-distance-right:9pt;mso-wrap-distance-bottom:0;mso-position-horizontal:absolute;mso-position-horizontal-relative:text;mso-position-vertical:absolute;mso-position-vertical-relative:text;mso-width-percent:0;mso-height-percent:0;mso-width-relative:page;mso-height-relative:page" stroked="t" strokecolor="white">
           <v:imagedata r:id="rId2" o:title="RKI_Logo-NRZKL-Deu_RGB-1"/>
         </v:shape>
       </w:pict>
@@ -2943,12 +2998,12 @@
       <w:rPr>
         <w:noProof/>
       </w:rPr>
-      <w:pict w14:anchorId="19426B52">
+      <w:pict w14:anchorId="735C67DF">
         <v:shapetype id="_x0000_t202" coordsize="21600,21600" o:spt="202" path="m,l,21600r21600,l21600,xe">
           <v:stroke joinstyle="miter"/>
           <v:path gradientshapeok="t" o:connecttype="rect"/>
         </v:shapetype>
-        <v:shape id="Textfeld 3" o:spid="_x0000_s1147" type="#_x0000_t202" style="position:absolute;margin-left:364.1pt;margin-top:2.3pt;width:156.8pt;height:304.25pt;z-index:7;visibility:visible;mso-wrap-style:square;mso-width-percent:0;mso-height-percent:0;mso-wrap-distance-left:9pt;mso-wrap-distance-top:0;mso-wrap-distance-right:9pt;mso-wrap-distance-bottom:0;mso-position-horizontal-relative:text;mso-position-vertical-relative:text;mso-width-percent:0;mso-height-percent:0;mso-width-relative:page;mso-height-relative:page;v-text-anchor:top" o:gfxdata="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" stroked="f">
+        <v:shape id="Textfeld 3" o:spid="_x0000_s1157" type="#_x0000_t202" style="position:absolute;margin-left:364.1pt;margin-top:2.3pt;width:156.8pt;height:304.25pt;z-index:7;visibility:visible;mso-wrap-style:square;mso-width-percent:0;mso-height-percent:0;mso-wrap-distance-left:9pt;mso-wrap-distance-top:0;mso-wrap-distance-right:9pt;mso-wrap-distance-bottom:0;mso-position-horizontal-relative:text;mso-position-vertical-relative:text;mso-width-percent:0;mso-height-percent:0;mso-width-relative:page;mso-height-relative:page;v-text-anchor:top" o:gfxdata="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" stroked="f">
           <v:textbox style="mso-next-textbox:#Textfeld 3">
             <w:txbxContent>
               <w:p>
@@ -3475,8 +3530,6 @@
         <w:b/>
         <w:smallCaps/>
         <w:spacing w:val="20"/>
-        <w:sz w:val="28"/>
-        <w:szCs w:val="28"/>
       </w:rPr>
     </w:pPr>
     <w:r>
@@ -3504,7 +3557,7 @@
       <w:rPr>
         <w:noProof/>
       </w:rPr>
-      <w:pict w14:anchorId="18173E21">
+      <w:pict w14:anchorId="490F9C3E">
         <v:shapetype id="_x0000_t75" coordsize="21600,21600" o:spt="75" o:preferrelative="t" path="m@4@5l@4@11@9@11@9@5xe" filled="f" stroked="f">
           <v:stroke joinstyle="miter"/>
           <v:formulas>
@@ -3524,7 +3577,7 @@
           <v:path o:extrusionok="f" gradientshapeok="t" o:connecttype="rect"/>
           <o:lock v:ext="edit" aspectratio="t"/>
         </v:shapetype>
-        <v:shape id="Grafik 4" o:spid="_x0000_s1134" type="#_x0000_t75" alt="nrzmhi_logo_500" style="position:absolute;margin-left:385.15pt;margin-top:2.25pt;width:63.4pt;height:63.4pt;z-index:-7;visibility:visible;mso-wrap-style:square;mso-width-percent:0;mso-height-percent:0;mso-wrap-distance-left:9pt;mso-wrap-distance-top:0;mso-wrap-distance-right:9pt;mso-wrap-distance-bottom:0;mso-position-horizontal:absolute;mso-position-horizontal-relative:text;mso-position-vertical:absolute;mso-position-vertical-relative:text;mso-width-percent:0;mso-height-percent:0;mso-width-relative:page;mso-height-relative:page">
+        <v:shape id="Grafik 4" o:spid="_x0000_s1162" type="#_x0000_t75" alt="nrzmhi_logo_500" style="position:absolute;margin-left:385.15pt;margin-top:2.25pt;width:63.4pt;height:63.4pt;z-index:-2;visibility:visible;mso-wrap-style:square;mso-width-percent:0;mso-height-percent:0;mso-wrap-distance-left:9pt;mso-wrap-distance-top:0;mso-wrap-distance-right:9pt;mso-wrap-distance-bottom:0;mso-position-horizontal:absolute;mso-position-horizontal-relative:text;mso-position-vertical:absolute;mso-position-vertical-relative:text;mso-width-percent:0;mso-height-percent:0;mso-width-relative:page;mso-height-relative:page">
           <v:imagedata r:id="rId1" o:title="nrzmhi_logo_500"/>
         </v:shape>
       </w:pict>
@@ -3533,8 +3586,8 @@
       <w:rPr>
         <w:noProof/>
       </w:rPr>
-      <w:pict w14:anchorId="06F6A9DB">
-        <v:shape id="_x0000_s1133" type="#_x0000_t75" alt="RKI_Logo-NRZKL-Deu_RGB-1.JPG" style="position:absolute;margin-left:449.25pt;margin-top:6.75pt;width:55pt;height:55pt;z-index:1;visibility:visible;mso-wrap-style:square;mso-width-percent:0;mso-height-percent:0;mso-wrap-distance-left:9pt;mso-wrap-distance-top:0;mso-wrap-distance-right:9pt;mso-wrap-distance-bottom:0;mso-position-horizontal:absolute;mso-position-horizontal-relative:text;mso-position-vertical:absolute;mso-position-vertical-relative:text;mso-width-percent:0;mso-height-percent:0;mso-width-relative:page;mso-height-relative:page" stroked="t" strokecolor="white">
+      <w:pict w14:anchorId="2EF2B987">
+        <v:shape id="Grafik 3" o:spid="_x0000_s1161" type="#_x0000_t75" alt="RKI_Logo-NRZKL-Deu_RGB-1.JPG" style="position:absolute;margin-left:449.25pt;margin-top:6.75pt;width:55pt;height:55pt;z-index:9;visibility:visible;mso-wrap-style:square;mso-width-percent:0;mso-height-percent:0;mso-wrap-distance-left:9pt;mso-wrap-distance-top:0;mso-wrap-distance-right:9pt;mso-wrap-distance-bottom:0;mso-position-horizontal:absolute;mso-position-horizontal-relative:text;mso-position-vertical:absolute;mso-position-vertical-relative:text;mso-width-percent:0;mso-height-percent:0;mso-width-relative:page;mso-height-relative:page" stroked="t" strokecolor="white">
           <v:imagedata r:id="rId2" o:title="RKI_Logo-NRZKL-Deu_RGB-1"/>
         </v:shape>
       </w:pict>
@@ -3545,8 +3598,6 @@
         <w:b/>
         <w:smallCaps/>
         <w:spacing w:val="20"/>
-        <w:sz w:val="28"/>
-        <w:szCs w:val="28"/>
       </w:rPr>
       <w:t xml:space="preserve">Nationales Referenzzentrum für Meningokokken </w:t>
     </w:r>
@@ -3558,8 +3609,6 @@
         <w:rFonts w:ascii="Arial" w:hAnsi="Arial" w:cs="Arial"/>
         <w:smallCaps/>
         <w:spacing w:val="20"/>
-        <w:sz w:val="28"/>
-        <w:szCs w:val="28"/>
       </w:rPr>
     </w:pPr>
     <w:r>
@@ -3569,8 +3618,6 @@
         <w:smallCaps/>
         <w:noProof/>
         <w:spacing w:val="20"/>
-        <w:sz w:val="28"/>
-        <w:szCs w:val="28"/>
       </w:rPr>
       <w:t>und Haemophilus influenzae</w:t>
     </w:r>
@@ -3578,14 +3625,14 @@
   <w:p>
     <w:pPr>
       <w:rPr>
-        <w:sz w:val="22"/>
-        <w:szCs w:val="22"/>
+        <w:sz w:val="20"/>
+        <w:szCs w:val="20"/>
       </w:rPr>
     </w:pPr>
     <w:r>
       <w:rPr>
-        <w:sz w:val="22"/>
-        <w:szCs w:val="22"/>
+        <w:sz w:val="20"/>
+        <w:szCs w:val="20"/>
       </w:rPr>
       <w:t>Gesamtleitung: PD Dr. rer. nat. Heike Claus</w:t>
     </w:r>
@@ -3593,14 +3640,14 @@
   <w:p>
     <w:pPr>
       <w:rPr>
-        <w:sz w:val="12"/>
-        <w:szCs w:val="12"/>
+        <w:sz w:val="20"/>
+        <w:szCs w:val="20"/>
       </w:rPr>
     </w:pPr>
     <w:r>
       <w:rPr>
-        <w:sz w:val="22"/>
-        <w:szCs w:val="22"/>
+        <w:sz w:val="20"/>
+        <w:szCs w:val="20"/>
       </w:rPr>
       <w:t>ärztliche Leitung: PD Dr. med. Thiên-Trí Lâm</w:t>
     </w:r>
@@ -3612,6 +3659,63 @@
         <w:szCs w:val="12"/>
       </w:rPr>
     </w:pPr>
+  </w:p>
+  <w:p>
+    <w:pPr>
+      <w:rPr>
+        <w:sz w:val="12"/>
+        <w:szCs w:val="12"/>
+      </w:rPr>
+    </w:pPr>
+    <w:r>
+      <w:rPr>
+        <w:sz w:val="12"/>
+        <w:szCs w:val="12"/>
+      </w:rPr>
+      <w:t xml:space="preserve">Labor-Nr. des NRZMHi: </w:t>
+    </w:r>
+    <w:r>
+      <w:rPr>
+        <w:sz w:val="12"/>
+        <w:szCs w:val="12"/>
+      </w:rPr>
+      <w:t>{LaboratoryNumberWithPrefix}</w:t>
+    </w:r>
+    <w:r>
+      <w:rPr>
+        <w:sz w:val="12"/>
+        <w:szCs w:val="12"/>
+      </w:rPr>
+      <w:t xml:space="preserve"> · isoliert aus: {SamplingLocation} · Datum der Materialentnahme:</w:t>
+    </w:r>
+    <w:r>
+      <w:rPr>
+        <w:sz w:val="12"/>
+        <w:szCs w:val="12"/>
+      </w:rPr>
+      <w:t xml:space="preserve"> </w:t>
+    </w:r>
+    <w:r>
+      <w:rPr>
+        <w:sz w:val="12"/>
+        <w:szCs w:val="12"/>
+      </w:rPr>
+      <w:t>{SamplingDate} · Labor-Nr. des Einsenders:</w:t>
+    </w:r>
+    <w:r>
+      <w:rPr>
+        <w:sz w:val="12"/>
+        <w:szCs w:val="12"/>
+      </w:rPr>
+      <w:t xml:space="preserve"> </w:t>
+    </w:r>
+    <w:r>
+      <w:rPr>
+        <w:sz w:val="12"/>
+        <w:szCs w:val="12"/>
+      </w:rPr>
+      <w:t>{SenderLaboratoryNumber}</w:t>
+    </w:r>
   </w:p>
   <w:p>
     <w:pPr>
@@ -3689,7 +3793,7 @@
           <v:path o:extrusionok="f" gradientshapeok="t" o:connecttype="rect"/>
           <o:lock v:ext="edit" aspectratio="t"/>
         </v:shapetype>
-        <v:shape id="Grafik 246526055" o:spid="_x0000_s1151" type="#_x0000_t75" alt="nrzmhi_logo_500" style="position:absolute;margin-left:385.15pt;margin-top:2.25pt;width:63.4pt;height:63.4pt;z-index:-1;visibility:visible;mso-wrap-style:square;mso-width-percent:0;mso-height-percent:0;mso-wrap-distance-left:9pt;mso-wrap-distance-top:0;mso-wrap-distance-right:9pt;mso-wrap-distance-bottom:0;mso-position-horizontal:absolute;mso-position-horizontal-relative:text;mso-position-vertical:absolute;mso-position-vertical-relative:text;mso-width-percent:0;mso-height-percent:0;mso-width-relative:page;mso-height-relative:page">
+        <v:shape id="Grafik 246526055" o:spid="_x0000_s1151" type="#_x0000_t75" alt="nrzmhi_logo_500" style="position:absolute;margin-left:385.15pt;margin-top:2.25pt;width:63.4pt;height:63.4pt;z-index:-9;visibility:visible;mso-wrap-style:square;mso-width-percent:0;mso-height-percent:0;mso-wrap-distance-left:9pt;mso-wrap-distance-top:0;mso-wrap-distance-right:9pt;mso-wrap-distance-bottom:0;mso-position-horizontal:absolute;mso-position-horizontal-relative:text;mso-position-vertical:absolute;mso-position-vertical-relative:text;mso-width-percent:0;mso-height-percent:0;mso-width-relative:page;mso-height-relative:page">
           <v:imagedata r:id="rId1" o:title="nrzmhi_logo_500"/>
         </v:shape>
       </w:pict>
@@ -3699,7 +3803,7 @@
         <w:noProof/>
       </w:rPr>
       <w:pict w14:anchorId="23440400">
-        <v:shape id="Grafik 1937438602" o:spid="_x0000_s1150" type="#_x0000_t75" alt="RKI_Logo-NRZKL-Deu_RGB-1.JPG" style="position:absolute;margin-left:449.25pt;margin-top:6.75pt;width:55pt;height:55pt;z-index:9;visibility:visible;mso-wrap-style:square;mso-width-percent:0;mso-height-percent:0;mso-wrap-distance-left:9pt;mso-wrap-distance-top:0;mso-wrap-distance-right:9pt;mso-wrap-distance-bottom:0;mso-position-horizontal:absolute;mso-position-horizontal-relative:text;mso-position-vertical:absolute;mso-position-vertical-relative:text;mso-width-percent:0;mso-height-percent:0;mso-width-relative:page;mso-height-relative:page" stroked="t" strokecolor="white">
+        <v:shape id="Grafik 1937438602" o:spid="_x0000_s1150" type="#_x0000_t75" alt="RKI_Logo-NRZKL-Deu_RGB-1.JPG" style="position:absolute;margin-left:449.25pt;margin-top:6.75pt;width:55pt;height:55pt;z-index:1;visibility:visible;mso-wrap-style:square;mso-width-percent:0;mso-height-percent:0;mso-wrap-distance-left:9pt;mso-wrap-distance-top:0;mso-wrap-distance-right:9pt;mso-wrap-distance-bottom:0;mso-position-horizontal:absolute;mso-position-horizontal-relative:text;mso-position-vertical:absolute;mso-position-vertical-relative:text;mso-width-percent:0;mso-height-percent:0;mso-width-relative:page;mso-height-relative:page" stroked="t" strokecolor="white">
           <v:imagedata r:id="rId2" o:title="RKI_Logo-NRZKL-Deu_RGB-1"/>
         </v:shape>
       </w:pict>
@@ -3824,7 +3928,7 @@
           <v:stroke joinstyle="miter"/>
           <v:path gradientshapeok="t" o:connecttype="rect"/>
         </v:shapetype>
-        <v:shape id="_x0000_s1149" type="#_x0000_t202" style="position:absolute;margin-left:364.1pt;margin-top:2.3pt;width:156.8pt;height:304.25pt;z-index:10;visibility:visible;mso-wrap-style:square;mso-width-percent:0;mso-height-percent:0;mso-wrap-distance-left:9pt;mso-wrap-distance-top:0;mso-wrap-distance-right:9pt;mso-wrap-distance-bottom:0;mso-position-horizontal-relative:text;mso-position-vertical-relative:text;mso-width-percent:0;mso-height-percent:0;mso-width-relative:page;mso-height-relative:page;v-text-anchor:top" o:gfxdata="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" stroked="f">
+        <v:shape id="_x0000_s1149" type="#_x0000_t202" style="position:absolute;margin-left:364.1pt;margin-top:2.3pt;width:156.8pt;height:304.25pt;z-index:2;visibility:visible;mso-wrap-style:square;mso-width-percent:0;mso-height-percent:0;mso-wrap-distance-left:9pt;mso-wrap-distance-top:0;mso-wrap-distance-right:9pt;mso-wrap-distance-bottom:0;mso-position-horizontal-relative:text;mso-position-vertical-relative:text;mso-width-percent:0;mso-height-percent:0;mso-width-relative:page;mso-height-relative:page;v-text-anchor:top" o:gfxdata="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" stroked="f">
           <v:textbox style="mso-next-textbox:#_x0000_s1149">
             <w:txbxContent>
               <w:p>

--- a/HaemophilusWeb/ReportTemplates/Fax - Kein Wachstum v1.docx
+++ b/HaemophilusWeb/ReportTemplates/Fax - Kein Wachstum v1.docx
@@ -2946,7 +2946,7 @@
         <w:sz w:val="22"/>
         <w:szCs w:val="22"/>
       </w:rPr>
-      <w:t>Gesamtleitung: PD Dr. rer. nat. Heike Claus</w:t>
+      <w:t xml:space="preserve">Gesamtleitung: {LabDirector}</w:t>
     </w:r>
   </w:p>
   <w:p>
@@ -2961,7 +2961,7 @@
         <w:sz w:val="22"/>
         <w:szCs w:val="22"/>
       </w:rPr>
-      <w:t>ärztliche Leitung: PD Dr. med. Thiên-Trí Lâm</w:t>
+      <w:t xml:space="preserve">ärztliche Leitung: {MedicalDirector}</w:t>
     </w:r>
   </w:p>
   <w:p>
@@ -3228,235 +3228,8 @@
                     <w:sz w:val="17"/>
                     <w:szCs w:val="17"/>
                   </w:rPr>
-                  <w:t>PD Dr. rer. nat. Heike Claus</w:t>
+                  <w:t xml:space="preserve">{Contacts}</w:t>
                 </w:r>
-              </w:p>
-              <w:p>
-                <w:pPr>
-                  <w:tabs>
-                    <w:tab w:val="left" w:pos="7560"/>
-                  </w:tabs>
-                  <w:ind w:right="-1368"/>
-                  <w:rPr>
-                    <w:sz w:val="17"/>
-                    <w:szCs w:val="17"/>
-                    <w:lang w:val="pl-PL"/>
-                  </w:rPr>
-                </w:pPr>
-                <w:r>
-                  <w:rPr>
-                    <w:sz w:val="17"/>
-                    <w:szCs w:val="17"/>
-                    <w:lang w:val="pl-PL"/>
-                  </w:rPr>
-                  <w:t>Telefon: 0931/31-46936</w:t>
-                </w:r>
-              </w:p>
-              <w:p>
-                <w:pPr>
-                  <w:tabs>
-                    <w:tab w:val="left" w:pos="7560"/>
-                  </w:tabs>
-                  <w:ind w:right="-1368"/>
-                  <w:rPr>
-                    <w:sz w:val="17"/>
-                    <w:szCs w:val="17"/>
-                    <w:lang w:val="pl-PL"/>
-                  </w:rPr>
-                </w:pPr>
-                <w:r>
-                  <w:rPr>
-                    <w:sz w:val="17"/>
-                    <w:szCs w:val="17"/>
-                    <w:lang w:val="pl-PL"/>
-                  </w:rPr>
-                  <w:t>heike.claus@uni-wuerzburg.de</w:t>
-                </w:r>
-              </w:p>
-              <w:p>
-                <w:pPr>
-                  <w:ind w:right="-1368"/>
-                  <w:rPr>
-                    <w:sz w:val="17"/>
-                    <w:szCs w:val="17"/>
-                    <w:lang w:val="pl-PL"/>
-                  </w:rPr>
-                </w:pPr>
-              </w:p>
-              <w:p>
-                <w:pPr>
-                  <w:ind w:right="-1368"/>
-                  <w:rPr>
-                    <w:sz w:val="17"/>
-                    <w:szCs w:val="17"/>
-                    <w:lang w:val="pl-PL"/>
-                  </w:rPr>
-                </w:pPr>
-                <w:r>
-                  <w:rPr>
-                    <w:sz w:val="17"/>
-                    <w:szCs w:val="17"/>
-                    <w:lang w:val="pl-PL"/>
-                  </w:rPr>
-                  <w:t>PD Dr. med. Thiên-Trí Lâm</w:t>
-                </w:r>
-              </w:p>
-              <w:p>
-                <w:pPr>
-                  <w:ind w:right="-1368"/>
-                  <w:rPr>
-                    <w:sz w:val="17"/>
-                    <w:szCs w:val="17"/>
-                    <w:lang w:val="pl-PL"/>
-                  </w:rPr>
-                </w:pPr>
-                <w:r>
-                  <w:rPr>
-                    <w:sz w:val="17"/>
-                    <w:szCs w:val="17"/>
-                    <w:lang w:val="pl-PL"/>
-                  </w:rPr>
-                  <w:t>Telefon: 0931/31-46737</w:t>
-                </w:r>
-              </w:p>
-              <w:p>
-                <w:pPr>
-                  <w:ind w:right="-1368"/>
-                  <w:rPr>
-                    <w:sz w:val="17"/>
-                    <w:szCs w:val="17"/>
-                    <w:lang w:val="pl-PL"/>
-                  </w:rPr>
-                </w:pPr>
-                <w:r>
-                  <w:rPr>
-                    <w:sz w:val="17"/>
-                    <w:szCs w:val="17"/>
-                    <w:lang w:val="pl-PL"/>
-                  </w:rPr>
-                  <w:t>thien-tri.lam@uni-wuerzburg.de</w:t>
-                </w:r>
-              </w:p>
-              <w:p>
-                <w:pPr>
-                  <w:tabs>
-                    <w:tab w:val="left" w:pos="7560"/>
-                  </w:tabs>
-                  <w:ind w:right="-1368"/>
-                  <w:rPr>
-                    <w:sz w:val="17"/>
-                    <w:szCs w:val="17"/>
-                    <w:lang w:val="pl-PL"/>
-                  </w:rPr>
-                </w:pPr>
-              </w:p>
-              <w:p>
-                <w:pPr>
-                  <w:tabs>
-                    <w:tab w:val="left" w:pos="7560"/>
-                  </w:tabs>
-                  <w:ind w:right="-1368"/>
-                  <w:rPr>
-                    <w:sz w:val="17"/>
-                    <w:szCs w:val="17"/>
-                    <w:lang w:val="en-GB"/>
-                  </w:rPr>
-                </w:pPr>
-                <w:r>
-                  <w:rPr>
-                    <w:sz w:val="17"/>
-                    <w:szCs w:val="17"/>
-                    <w:lang w:val="en-GB"/>
-                  </w:rPr>
-                  <w:t>Dr.</w:t>
-                </w:r>
-                <w:r>
-                  <w:rPr>
-                    <w:sz w:val="17"/>
-                    <w:szCs w:val="17"/>
-                    <w:lang w:val="en-GB"/>
-                  </w:rPr>
-                  <w:t xml:space="preserve"> </w:t>
-                </w:r>
-                <w:r>
-                  <w:rPr>
-                    <w:sz w:val="17"/>
-                    <w:szCs w:val="17"/>
-                    <w:lang w:val="en-GB"/>
-                  </w:rPr>
-                  <w:t>med. Katherina Heroth</w:t>
-                </w:r>
-              </w:p>
-              <w:p>
-                <w:pPr>
-                  <w:tabs>
-                    <w:tab w:val="left" w:pos="7560"/>
-                  </w:tabs>
-                  <w:ind w:right="-1368"/>
-                  <w:rPr>
-                    <w:sz w:val="17"/>
-                    <w:szCs w:val="17"/>
-                    <w:lang w:val="pl-PL"/>
-                  </w:rPr>
-                </w:pPr>
-                <w:r>
-                  <w:rPr>
-                    <w:sz w:val="17"/>
-                    <w:szCs w:val="17"/>
-                    <w:lang w:val="pl-PL"/>
-                  </w:rPr>
-                  <w:t>Telefon: 0931/31-81128</w:t>
-                </w:r>
-              </w:p>
-              <w:p>
-                <w:pPr>
-                  <w:tabs>
-                    <w:tab w:val="left" w:pos="7560"/>
-                  </w:tabs>
-                  <w:ind w:right="-1368"/>
-                  <w:rPr>
-                    <w:sz w:val="17"/>
-                    <w:szCs w:val="17"/>
-                    <w:lang w:val="pl-PL"/>
-                  </w:rPr>
-                </w:pPr>
-                <w:r>
-                  <w:rPr>
-                    <w:sz w:val="17"/>
-                    <w:szCs w:val="17"/>
-                    <w:lang w:val="pl-PL"/>
-                  </w:rPr>
-                  <w:t>katherina.heroth</w:t>
-                </w:r>
-                <w:r>
-                  <w:rPr>
-                    <w:sz w:val="17"/>
-                    <w:szCs w:val="17"/>
-                    <w:lang w:val="pl-PL"/>
-                  </w:rPr>
-                  <w:t>@</w:t>
-                </w:r>
-                <w:r>
-                  <w:rPr>
-                    <w:sz w:val="17"/>
-                    <w:szCs w:val="17"/>
-                    <w:lang w:val="pl-PL"/>
-                  </w:rPr>
-                  <w:t>uni-wuerzburg.de</w:t>
-                </w:r>
-              </w:p>
-              <w:p>
-                <w:pPr>
-                  <w:tabs>
-                    <w:tab w:val="left" w:pos="7560"/>
-                  </w:tabs>
-                  <w:ind w:right="-1368"/>
-                  <w:rPr>
-                    <w:sz w:val="17"/>
-                    <w:szCs w:val="17"/>
-                    <w:lang w:val="pl-PL"/>
-                  </w:rPr>
-                </w:pPr>
               </w:p>
             </w:txbxContent>
           </v:textbox>
@@ -3634,7 +3407,7 @@
         <w:sz w:val="20"/>
         <w:szCs w:val="20"/>
       </w:rPr>
-      <w:t>Gesamtleitung: PD Dr. rer. nat. Heike Claus</w:t>
+      <w:t xml:space="preserve">Gesamtleitung: {LabDirector}</w:t>
     </w:r>
   </w:p>
   <w:p>
@@ -3649,7 +3422,7 @@
         <w:sz w:val="20"/>
         <w:szCs w:val="20"/>
       </w:rPr>
-      <w:t>ärztliche Leitung: PD Dr. med. Thiên-Trí Lâm</w:t>
+      <w:t xml:space="preserve">ärztliche Leitung: {MedicalDirector}</w:t>
     </w:r>
   </w:p>
   <w:p>
@@ -3871,7 +3644,7 @@
         <w:sz w:val="22"/>
         <w:szCs w:val="22"/>
       </w:rPr>
-      <w:t>Gesamtleitung: PD Dr. rer. nat. Heike Claus</w:t>
+      <w:t xml:space="preserve">Gesamtleitung: {LabDirector}</w:t>
     </w:r>
   </w:p>
   <w:p>
@@ -3886,7 +3659,7 @@
         <w:sz w:val="22"/>
         <w:szCs w:val="22"/>
       </w:rPr>
-      <w:t>ärztliche Leitung: PD Dr. med. Thiên-Trí Lâm</w:t>
+      <w:t xml:space="preserve">ärztliche Leitung: {MedicalDirector}</w:t>
     </w:r>
   </w:p>
   <w:p>
@@ -4153,235 +3926,8 @@
                     <w:sz w:val="17"/>
                     <w:szCs w:val="17"/>
                   </w:rPr>
-                  <w:t>PD Dr. rer. nat. Heike Claus</w:t>
+                  <w:t xml:space="preserve">{Contacts}</w:t>
                 </w:r>
-              </w:p>
-              <w:p>
-                <w:pPr>
-                  <w:tabs>
-                    <w:tab w:val="left" w:pos="7560"/>
-                  </w:tabs>
-                  <w:ind w:right="-1368"/>
-                  <w:rPr>
-                    <w:sz w:val="17"/>
-                    <w:szCs w:val="17"/>
-                    <w:lang w:val="pl-PL"/>
-                  </w:rPr>
-                </w:pPr>
-                <w:r>
-                  <w:rPr>
-                    <w:sz w:val="17"/>
-                    <w:szCs w:val="17"/>
-                    <w:lang w:val="pl-PL"/>
-                  </w:rPr>
-                  <w:t>Telefon: 0931/31-46936</w:t>
-                </w:r>
-              </w:p>
-              <w:p>
-                <w:pPr>
-                  <w:tabs>
-                    <w:tab w:val="left" w:pos="7560"/>
-                  </w:tabs>
-                  <w:ind w:right="-1368"/>
-                  <w:rPr>
-                    <w:sz w:val="17"/>
-                    <w:szCs w:val="17"/>
-                    <w:lang w:val="pl-PL"/>
-                  </w:rPr>
-                </w:pPr>
-                <w:r>
-                  <w:rPr>
-                    <w:sz w:val="17"/>
-                    <w:szCs w:val="17"/>
-                    <w:lang w:val="pl-PL"/>
-                  </w:rPr>
-                  <w:t>heike.claus@uni-wuerzburg.de</w:t>
-                </w:r>
-              </w:p>
-              <w:p>
-                <w:pPr>
-                  <w:ind w:right="-1368"/>
-                  <w:rPr>
-                    <w:sz w:val="17"/>
-                    <w:szCs w:val="17"/>
-                    <w:lang w:val="pl-PL"/>
-                  </w:rPr>
-                </w:pPr>
-              </w:p>
-              <w:p>
-                <w:pPr>
-                  <w:ind w:right="-1368"/>
-                  <w:rPr>
-                    <w:sz w:val="17"/>
-                    <w:szCs w:val="17"/>
-                    <w:lang w:val="pl-PL"/>
-                  </w:rPr>
-                </w:pPr>
-                <w:r>
-                  <w:rPr>
-                    <w:sz w:val="17"/>
-                    <w:szCs w:val="17"/>
-                    <w:lang w:val="pl-PL"/>
-                  </w:rPr>
-                  <w:t>PD Dr. med. Thiên-Trí Lâm</w:t>
-                </w:r>
-              </w:p>
-              <w:p>
-                <w:pPr>
-                  <w:ind w:right="-1368"/>
-                  <w:rPr>
-                    <w:sz w:val="17"/>
-                    <w:szCs w:val="17"/>
-                    <w:lang w:val="pl-PL"/>
-                  </w:rPr>
-                </w:pPr>
-                <w:r>
-                  <w:rPr>
-                    <w:sz w:val="17"/>
-                    <w:szCs w:val="17"/>
-                    <w:lang w:val="pl-PL"/>
-                  </w:rPr>
-                  <w:t>Telefon: 0931/31-46737</w:t>
-                </w:r>
-              </w:p>
-              <w:p>
-                <w:pPr>
-                  <w:ind w:right="-1368"/>
-                  <w:rPr>
-                    <w:sz w:val="17"/>
-                    <w:szCs w:val="17"/>
-                    <w:lang w:val="pl-PL"/>
-                  </w:rPr>
-                </w:pPr>
-                <w:r>
-                  <w:rPr>
-                    <w:sz w:val="17"/>
-                    <w:szCs w:val="17"/>
-                    <w:lang w:val="pl-PL"/>
-                  </w:rPr>
-                  <w:t>thien-tri.lam@uni-wuerzburg.de</w:t>
-                </w:r>
-              </w:p>
-              <w:p>
-                <w:pPr>
-                  <w:tabs>
-                    <w:tab w:val="left" w:pos="7560"/>
-                  </w:tabs>
-                  <w:ind w:right="-1368"/>
-                  <w:rPr>
-                    <w:sz w:val="17"/>
-                    <w:szCs w:val="17"/>
-                    <w:lang w:val="pl-PL"/>
-                  </w:rPr>
-                </w:pPr>
-              </w:p>
-              <w:p>
-                <w:pPr>
-                  <w:tabs>
-                    <w:tab w:val="left" w:pos="7560"/>
-                  </w:tabs>
-                  <w:ind w:right="-1368"/>
-                  <w:rPr>
-                    <w:sz w:val="17"/>
-                    <w:szCs w:val="17"/>
-                    <w:lang w:val="en-GB"/>
-                  </w:rPr>
-                </w:pPr>
-                <w:r>
-                  <w:rPr>
-                    <w:sz w:val="17"/>
-                    <w:szCs w:val="17"/>
-                    <w:lang w:val="en-GB"/>
-                  </w:rPr>
-                  <w:t>Dr.</w:t>
-                </w:r>
-                <w:r>
-                  <w:rPr>
-                    <w:sz w:val="17"/>
-                    <w:szCs w:val="17"/>
-                    <w:lang w:val="en-GB"/>
-                  </w:rPr>
-                  <w:t xml:space="preserve"> </w:t>
-                </w:r>
-                <w:r>
-                  <w:rPr>
-                    <w:sz w:val="17"/>
-                    <w:szCs w:val="17"/>
-                    <w:lang w:val="en-GB"/>
-                  </w:rPr>
-                  <w:t>med. Katherina Heroth</w:t>
-                </w:r>
-              </w:p>
-              <w:p>
-                <w:pPr>
-                  <w:tabs>
-                    <w:tab w:val="left" w:pos="7560"/>
-                  </w:tabs>
-                  <w:ind w:right="-1368"/>
-                  <w:rPr>
-                    <w:sz w:val="17"/>
-                    <w:szCs w:val="17"/>
-                    <w:lang w:val="pl-PL"/>
-                  </w:rPr>
-                </w:pPr>
-                <w:r>
-                  <w:rPr>
-                    <w:sz w:val="17"/>
-                    <w:szCs w:val="17"/>
-                    <w:lang w:val="pl-PL"/>
-                  </w:rPr>
-                  <w:t>Telefon: 0931/31-81128</w:t>
-                </w:r>
-              </w:p>
-              <w:p>
-                <w:pPr>
-                  <w:tabs>
-                    <w:tab w:val="left" w:pos="7560"/>
-                  </w:tabs>
-                  <w:ind w:right="-1368"/>
-                  <w:rPr>
-                    <w:sz w:val="17"/>
-                    <w:szCs w:val="17"/>
-                    <w:lang w:val="pl-PL"/>
-                  </w:rPr>
-                </w:pPr>
-                <w:r>
-                  <w:rPr>
-                    <w:sz w:val="17"/>
-                    <w:szCs w:val="17"/>
-                    <w:lang w:val="pl-PL"/>
-                  </w:rPr>
-                  <w:t>katherina.heroth</w:t>
-                </w:r>
-                <w:r>
-                  <w:rPr>
-                    <w:sz w:val="17"/>
-                    <w:szCs w:val="17"/>
-                    <w:lang w:val="pl-PL"/>
-                  </w:rPr>
-                  <w:t>@</w:t>
-                </w:r>
-                <w:r>
-                  <w:rPr>
-                    <w:sz w:val="17"/>
-                    <w:szCs w:val="17"/>
-                    <w:lang w:val="pl-PL"/>
-                  </w:rPr>
-                  <w:t>uni-wuerzburg.de</w:t>
-                </w:r>
-              </w:p>
-              <w:p>
-                <w:pPr>
-                  <w:tabs>
-                    <w:tab w:val="left" w:pos="7560"/>
-                  </w:tabs>
-                  <w:ind w:right="-1368"/>
-                  <w:rPr>
-                    <w:sz w:val="17"/>
-                    <w:szCs w:val="17"/>
-                    <w:lang w:val="pl-PL"/>
-                  </w:rPr>
-                </w:pPr>
               </w:p>
             </w:txbxContent>
           </v:textbox>
